--- a/READ ME - Github.docx
+++ b/READ ME - Github.docx
@@ -68,14 +68,13 @@
         <w:tblLook w:val="04A0" w:firstRow="1" w:lastRow="0" w:firstColumn="1" w:lastColumn="0" w:noHBand="0" w:noVBand="1"/>
       </w:tblPr>
       <w:tblGrid>
-        <w:gridCol w:w="1042"/>
-        <w:gridCol w:w="1570"/>
-        <w:gridCol w:w="9012"/>
+        <w:gridCol w:w="1562"/>
+        <w:gridCol w:w="10062"/>
       </w:tblGrid>
       <w:tr>
         <w:tc>
           <w:tcPr>
-            <w:tcW w:w="994" w:type="dxa"/>
+            <w:tcW w:w="1562" w:type="dxa"/>
             <w:shd w:val="clear" w:color="auto" w:fill="F2F2F2" w:themeFill="background1" w:themeFillShade="F2"/>
           </w:tcPr>
           <w:p>
@@ -96,8 +95,7 @@
         </w:tc>
         <w:tc>
           <w:tcPr>
-            <w:tcW w:w="10630" w:type="dxa"/>
-            <w:gridSpan w:val="2"/>
+            <w:tcW w:w="10062" w:type="dxa"/>
             <w:shd w:val="clear" w:color="auto" w:fill="F2F2F2" w:themeFill="background1" w:themeFillShade="F2"/>
           </w:tcPr>
           <w:p>
@@ -154,8 +152,7 @@
       <w:tr>
         <w:tc>
           <w:tcPr>
-            <w:tcW w:w="2572" w:type="dxa"/>
-            <w:gridSpan w:val="2"/>
+            <w:tcW w:w="1562" w:type="dxa"/>
           </w:tcPr>
           <w:p>
             <w:pPr>
@@ -175,7 +172,7 @@
         </w:tc>
         <w:tc>
           <w:tcPr>
-            <w:tcW w:w="9052" w:type="dxa"/>
+            <w:tcW w:w="10062" w:type="dxa"/>
           </w:tcPr>
           <w:p>
             <w:pPr>
@@ -708,18 +705,6 @@
               </w:numPr>
             </w:pPr>
             <w:r>
-              <w:t>Survey Data.csv</w:t>
-            </w:r>
-          </w:p>
-          <w:p>
-            <w:pPr>
-              <w:pStyle w:val="ListParagraph"/>
-              <w:numPr>
-                <w:ilvl w:val="0"/>
-                <w:numId w:val="6"/>
-              </w:numPr>
-            </w:pPr>
-            <w:r>
               <w:t>planktonSamplingData.csv</w:t>
             </w:r>
           </w:p>
@@ -738,10 +723,6 @@
           <w:p>
             <w:pPr>
               <w:pStyle w:val="ListParagraph"/>
-              <w:numPr>
-                <w:ilvl w:val="0"/>
-                <w:numId w:val="6"/>
-              </w:numPr>
             </w:pPr>
           </w:p>
         </w:tc>
@@ -830,6 +811,27 @@
             <w:r>
               <w:t>Full Larval.csv</w:t>
             </w:r>
+          </w:p>
+          <w:p>
+            <w:pPr>
+              <w:pStyle w:val="ListParagraph"/>
+              <w:numPr>
+                <w:ilvl w:val="0"/>
+                <w:numId w:val="6"/>
+              </w:numPr>
+            </w:pPr>
+            <w:r>
+              <w:t>Survey Data.csv</w:t>
+            </w:r>
+          </w:p>
+          <w:p>
+            <w:pPr>
+              <w:pStyle w:val="ListParagraph"/>
+              <w:numPr>
+                <w:ilvl w:val="0"/>
+                <w:numId w:val="6"/>
+              </w:numPr>
+            </w:pPr>
           </w:p>
         </w:tc>
       </w:tr>
@@ -848,7 +850,6 @@
           <w:b/>
           <w:bCs/>
         </w:rPr>
-        <w:lastRenderedPageBreak/>
         <w:t xml:space="preserve">Total </w:t>
       </w:r>
       <w:proofErr w:type="spellStart"/>
